--- a/docs/Lessons/Lesson 10 - Core Mechanics IV/Keys/Lesson_10_Key_GameMaker.docx
+++ b/docs/Lessons/Lesson 10 - Core Mechanics IV/Keys/Lesson_10_Key_GameMaker.docx
@@ -685,6 +685,42 @@
           <w:sz w:val="20"/>
           <w:szCs w:val="20"/>
         </w:rPr>
+        <w:t xml:space="preserve">        audio_play_sound(sfx_gameover, 1, false);  // your Lesson 8 Level 3 sound</w:t>
+      </w:r>
+      <w:r>
+        <w:br/>
+        <w:t xml:space="preserve"/>
+      </w:r>
+      <w:r>
+        <w:rPr>
+          <w:rFonts w:ascii="Consolas" w:cs="Consolas" w:eastAsia="Consolas" w:hAnsi="Consolas"/>
+          <w:sz w:val="20"/>
+          <w:szCs w:val="20"/>
+        </w:rPr>
+        <w:t xml:space="preserve">    } else {</w:t>
+      </w:r>
+      <w:r>
+        <w:br/>
+        <w:t xml:space="preserve"/>
+      </w:r>
+      <w:r>
+        <w:rPr>
+          <w:rFonts w:ascii="Consolas" w:cs="Consolas" w:eastAsia="Consolas" w:hAnsi="Consolas"/>
+          <w:sz w:val="20"/>
+          <w:szCs w:val="20"/>
+        </w:rPr>
+        <w:t xml:space="preserve">        audio_play_sound(sfx_lifelost, 1, false);  // your Lesson 8 Level 3 sound</w:t>
+      </w:r>
+      <w:r>
+        <w:br/>
+        <w:t xml:space="preserve"/>
+      </w:r>
+      <w:r>
+        <w:rPr>
+          <w:rFonts w:ascii="Consolas" w:cs="Consolas" w:eastAsia="Consolas" w:hAnsi="Consolas"/>
+          <w:sz w:val="20"/>
+          <w:szCs w:val="20"/>
+        </w:rPr>
         <w:t xml:space="preserve">    }</w:t>
       </w:r>
       <w:r>
@@ -807,6 +843,18 @@
           <w:shd w:fill="FFE98A" w:val="clear"/>
         </w:rPr>
         <w:t xml:space="preserve">    obj_gamemanager.game_active = false;</w:t>
+      </w:r>
+      <w:r>
+        <w:br/>
+        <w:t xml:space="preserve"/>
+      </w:r>
+      <w:r>
+        <w:rPr>
+          <w:rFonts w:ascii="Consolas" w:cs="Consolas" w:eastAsia="Consolas" w:hAnsi="Consolas"/>
+          <w:sz w:val="20"/>
+          <w:szCs w:val="20"/>
+        </w:rPr>
+        <w:t xml:space="preserve">    audio_play_sound(sfx_win, 1, false);  // your Lesson 6 Level 3 sound</w:t>
       </w:r>
       <w:r>
         <w:br/>
@@ -1445,6 +1493,18 @@
           <w:rFonts w:ascii="Consolas" w:cs="Consolas" w:eastAsia="Consolas" w:hAnsi="Consolas"/>
           <w:sz w:val="20"/>
           <w:szCs w:val="20"/>
+        </w:rPr>
+        <w:t xml:space="preserve">        audio_play_sound(sfx_gameover, 1, false);  // your Lesson 8 Level 3 sound</w:t>
+      </w:r>
+      <w:r>
+        <w:br/>
+        <w:t xml:space="preserve"/>
+      </w:r>
+      <w:r>
+        <w:rPr>
+          <w:rFonts w:ascii="Consolas" w:cs="Consolas" w:eastAsia="Consolas" w:hAnsi="Consolas"/>
+          <w:sz w:val="20"/>
+          <w:szCs w:val="20"/>
           <w:shd w:fill="FFE98A" w:val="clear"/>
         </w:rPr>
         <w:t xml:space="preserve">    } else if (obj_gamemanager.enemies_remaining &lt;= 0) {</w:t>
@@ -1474,6 +1534,43 @@
           <w:shd w:fill="FFE98A" w:val="clear"/>
         </w:rPr>
         <w:t xml:space="preserve">        obj_gamemanager.game_active = false;</w:t>
+      </w:r>
+      <w:r>
+        <w:br/>
+        <w:t xml:space="preserve"/>
+      </w:r>
+      <w:r>
+        <w:rPr>
+          <w:rFonts w:ascii="Consolas" w:cs="Consolas" w:eastAsia="Consolas" w:hAnsi="Consolas"/>
+          <w:sz w:val="20"/>
+          <w:szCs w:val="20"/>
+          <w:shd w:fill="FFE98A" w:val="clear"/>
+        </w:rPr>
+        <w:t xml:space="preserve">        audio_play_sound(sfx_win, 1, false);  // your Lesson 6 Level 3 sound</w:t>
+      </w:r>
+      <w:r>
+        <w:br/>
+        <w:t xml:space="preserve"/>
+      </w:r>
+      <w:r>
+        <w:rPr>
+          <w:rFonts w:ascii="Consolas" w:cs="Consolas" w:eastAsia="Consolas" w:hAnsi="Consolas"/>
+          <w:sz w:val="20"/>
+          <w:szCs w:val="20"/>
+        </w:rPr>
+        <w:t xml:space="preserve">    } else {</w:t>
+      </w:r>
+      <w:r>
+        <w:br/>
+        <w:t xml:space="preserve"/>
+      </w:r>
+      <w:r>
+        <w:rPr>
+          <w:rFonts w:ascii="Consolas" w:cs="Consolas" w:eastAsia="Consolas" w:hAnsi="Consolas"/>
+          <w:sz w:val="20"/>
+          <w:szCs w:val="20"/>
+        </w:rPr>
+        <w:t xml:space="preserve">        audio_play_sound(sfx_lifelost, 1, false);  // your Lesson 8 Level 3 sound</w:t>
       </w:r>
       <w:r>
         <w:br/>
